--- a/data/outputs/v2/Grade11/Biology/Lesson_Plans/SS1.1_Taxonomy_I/Biology_Taxonomy_I_SummaryTable.docx
+++ b/data/outputs/v2/Grade11/Biology/Lesson_Plans/SS1.1_Taxonomy_I/Biology_Taxonomy_I_SummaryTable.docx
@@ -1795,7 +1795,7 @@
         </w:rPr>
         <w:t xml:space="preserve">© 2026 SeaVuria and ARES. This work is licensed under a </w:t>
       </w:r>
-      <w:hyperlink w:history="1" r:id="rIdgsrnmag87r5szfny7nwqz">
+      <w:hyperlink w:history="1" r:id="rIdzep5ohlpugxn3nof0vpah">
         <w:r>
           <w:rPr>
             <w:rFonts w:ascii="Arial" w:cs="Arial" w:eastAsia="Arial" w:hAnsi="Arial"/>
@@ -1815,7 +1815,7 @@
         </w:rPr>
         <w:t xml:space="preserve"> (</w:t>
       </w:r>
-      <w:hyperlink w:history="1" r:id="rIdlssrpvoogmwwvenqh5hda">
+      <w:hyperlink w:history="1" r:id="rIdvbm-m3rb_iolip9juuqcq">
         <w:r>
           <w:rPr>
             <w:rFonts w:ascii="Arial" w:cs="Arial" w:eastAsia="Arial" w:hAnsi="Arial"/>
@@ -1835,7 +1835,7 @@
         </w:rPr>
         <w:t xml:space="preserve">). To view a copy of this license, visit </w:t>
       </w:r>
-      <w:hyperlink w:history="1" r:id="rIdfpt_rrm_x7rjt4rvslc5k">
+      <w:hyperlink w:history="1" r:id="rId1vtsd51ldp7zacgcunnu-">
         <w:r>
           <w:rPr>
             <w:rFonts w:ascii="Arial" w:cs="Arial" w:eastAsia="Arial" w:hAnsi="Arial"/>

--- a/data/outputs/v2/Grade11/Biology/Lesson_Plans/SS1.1_Taxonomy_I/Biology_Taxonomy_I_SummaryTable.docx
+++ b/data/outputs/v2/Grade11/Biology/Lesson_Plans/SS1.1_Taxonomy_I/Biology_Taxonomy_I_SummaryTable.docx
@@ -564,7 +564,7 @@
                 <w:sz w:val="18"/>
                 <w:szCs w:val="18"/>
               </w:rPr>
-              <w:t xml:space="preserve">Teacher note: Learners sorted a set of Kenyan organism cards (maize, bean plant, sukuma wiki, tilapia from Lake Victoria, cow, chicken, mushroom, acacia, housefly) into groups of their own choosing. Expect groupings by colour, habitat, edibility or usefulness (e.g. 'foods we eat', 'animals on the farm'). Different groups produced different groupings for the same organisms, and some organisms (e.g. tomato: fruit or vegetable?) did not fit neatly. Use WAIT TIME of 5 seconds after asking 'Why did your group put these together?' and cold-call 3 groups to share their criteria.</w:t>
+              <w:t xml:space="preserve">We sorted eight familiar organisms (goat, chicken, maize plant, mushroom, algae, bacteria, bean plant, mosquito) using our own rules. Different groups made different groupings and placed the same organism in different groups. The same organism also had different names in Kikuyu, Luo, Kiswahili and English.</w:t>
             </w:r>
           </w:p>
         </w:tc>
@@ -596,7 +596,7 @@
                 <w:sz w:val="18"/>
                 <w:szCs w:val="18"/>
               </w:rPr>
-              <w:t xml:space="preserve">Organisms can be grouped in many ways depending on the criteria chosen. Taxonomy is the science of naming, describing and classifying organisms. Local names vary between communities (e.g. the same plant can have different names in Kikuyu, Luo and Kiswahili), which causes confusion. Scientists therefore need agreed, shared criteria so that everyone groups organisms the same way. Pedagogical note: do not correct learners' first groupings; use the differences to create the need for a common system.</w:t>
+              <w:t xml:space="preserve">Organisms can be grouped in many ways depending on the criteria chosen. Taxonomy is the science of naming, describing and classifying organisms. Local names and personal criteria are useful but cannot be used by everyone in the same way.</w:t>
             </w:r>
           </w:p>
         </w:tc>
@@ -628,7 +628,7 @@
                 <w:sz w:val="18"/>
                 <w:szCs w:val="18"/>
               </w:rPr>
-              <w:t xml:space="preserve">Answer key: Groupings differed because each group chose its own criteria (colour, use, habitat), and none was 'wrong' but none was universal. To organise organisms so everyone can identify and study them the same way, we need standard, observable shared characteristics and agreed names, which is what taxonomy provides. Add to the Driving Question Board: 'What shared criteria do scientists use?' and 'Why do local names cause confusion?' Model v1: a simple sketch showing the same organisms in two different groupings, with a note that a common system is needed.</w:t>
+              <w:t xml:space="preserve">Each group was correct by its own criteria, but because criteria and names differ, people cannot be sure they are discussing the same organism. Scientists therefore need a universal, agreed system of classification so that everyone can identify, study and communicate about organisms in the same way.</w:t>
             </w:r>
           </w:p>
         </w:tc>
@@ -713,7 +713,7 @@
                 <w:sz w:val="18"/>
                 <w:szCs w:val="18"/>
               </w:rPr>
-              <w:t xml:space="preserve">Teacher note: Learners worked through Kenyan case scenarios, e.g. a farmer in Kericho misidentifying a pest on tea, a health worker confusing a harmless snake with a venomous one, and conservation officers in Maasai Mara or Tsavo counting and protecting species. Learners noted the problems caused by wrong identification: wrong pesticide used, crops lost, people harmed, endangered species overlooked. Ask 'What went wrong in this case, and what would have helped?' and cold-call 3 learners after 5 seconds of WAIT TIME.</w:t>
+              <w:t xml:space="preserve">What did we observe in the cases of edible and poisonous mushrooms, useful and harmful insects, and crops and weeds? Which features helped us identify each organism, and what happened when identification was wrong?</w:t>
             </w:r>
           </w:p>
         </w:tc>
@@ -745,7 +745,7 @@
                 <w:sz w:val="18"/>
                 <w:szCs w:val="18"/>
               </w:rPr>
-              <w:t xml:space="preserve">Classification is important because it helps us to identify organisms correctly, study them systematically, communicate about them clearly, and conserve biodiversity by knowing what species exist and which are threatened. It also helps predict characteristics of related organisms (e.g. related crops share pests and diseases) and helps us find relationships between organisms. Pedagogical note: connect each benefit to a Kenyan example so learners see relevance beyond the textbook.</w:t>
+              <w:t xml:space="preserve">What did we learn about why classification is important for identifying, studying and communicating about organisms, and for conserving biodiversity? Why are local names alone not enough?</w:t>
             </w:r>
           </w:p>
         </w:tc>
@@ -777,7 +777,7 @@
                 <w:sz w:val="18"/>
                 <w:szCs w:val="18"/>
               </w:rPr>
-              <w:t xml:space="preserve">Answer key: We need to identify organisms correctly to avoid harm and wasted resources (wrong pest control, dangerous snake misidentification), to share knowledge accurately between farmers, doctors and scientists, and to protect rare species such as the mountain bongo. A common classification system makes this possible for everyone. DQB additions: 'How are groups arranged from large to small?' Model v2: add a box to the model labelled 'Purpose: identify, study, communicate, conserve' with one Kenyan example.</w:t>
+              <w:t xml:space="preserve">How can we explain, using Claim-Evidence-Reasoning, why scientists need a shared system of classification? What new question does this raise about common levels or groups?</w:t>
             </w:r>
           </w:p>
         </w:tc>
@@ -862,7 +862,7 @@
                 <w:sz w:val="18"/>
                 <w:szCs w:val="18"/>
               </w:rPr>
-              <w:t xml:space="preserve">Teacher note: Learners examined a set of nested boxes or concentric circles and a classification chart for familiar Kenyan organisms (e.g. maize, domestic cat, human, tilapia) from kingdom down to species. They observed that each rank sits inside the one above and that organisms in the same lower rank are more alike. Use a mnemonic (e.g. 'King Philip Came Over For Good Soup') and invite learners to create a Kenyan one. Ask 'Which rank holds the most organisms? Which the fewest?' with 5 seconds WAIT TIME, then cold-call 3 learners.</w:t>
+              <w:t xml:space="preserve">We used organism cards and category cards to arrange the ranks from broadest to most specific: Kingdom, Phylum/Division, Class, Order, Family, Genus and Species. We watched the video on classification of living organisms and saw how the lion (Panthera leo) and maize (Zea mays) fit into the ranks. As we moved down, there were fewer organisms in each group and they shared more features.</w:t>
             </w:r>
           </w:p>
         </w:tc>
@@ -894,7 +894,7 @@
                 <w:sz w:val="18"/>
                 <w:szCs w:val="18"/>
               </w:rPr>
-              <w:t xml:space="preserve">The taxonomic ranks are nested: each rank sits inside the one above it. Kingdom is the broadest group and Species is the most specific. Every organism can be placed in the sequence kingdom, phylum, class, order, family, genus, species. Species is a group of organisms that can interbreed and produce fertile offspring. Pedagogical note: common errors include reversing the order or treating ranks as separate lists rather than nested; use the nested-box model to correct this.</w:t>
+              <w:t xml:space="preserve">The taxonomic ranks are nested: each rank sits inside the one above it. Kingdom is the broadest group and Species is the most specific. Every organism can be given one exact place in this hierarchy, no matter what name it has in Kikuyu, Luo, Kiswahili or English.</w:t>
             </w:r>
           </w:p>
         </w:tc>
@@ -926,7 +926,7 @@
                 <w:sz w:val="18"/>
                 <w:szCs w:val="18"/>
               </w:rPr>
-              <w:t xml:space="preserve">Answer key: Taxonomic units are the ranks used to place an organism in progressively more specific groups, so any scientist can locate it in the same position. This helps organise the huge diversity of organisms in an orderly, shared way. DQB additions: 'How do the ranks make a hierarchy?' 'How do we name the species?' Model v3: add the seven ranks as nested boxes with one worked Kenyan example, such as maize or the domestic cat.</w:t>
+              <w:t xml:space="preserve">This helps solve our puzzle because a ranked, universal hierarchy lets everyone in Kenya and the world place, identify and talk about the same organism in the same way, unlike sorting by habitat, colour or usefulness. We still need to learn how the ranks relate in more detail from the largest group to the smallest and how organisms are named with Genus and species.</w:t>
             </w:r>
           </w:p>
         </w:tc>
@@ -1011,7 +1011,7 @@
                 <w:sz w:val="18"/>
                 <w:szCs w:val="18"/>
               </w:rPr>
-              <w:t xml:space="preserve">Teacher note: Learners built a 'staircase' or pyramid by arranging rank cards from kingdom down to species and placing example organisms on it, e.g. comparing the lion and the domestic cat, or maize and wheat, to see at which step they separate. They counted how the number of organisms decreases and the similarity increases at each step down. Ask 'At which rank do these two organisms first differ?' with 5 seconds WAIT TIME; cold-call 3 pairs.</w:t>
+              <w:t xml:space="preserve">We observed that organisms can be arranged into seven ranked groups (Kingdom, Phylum, Class, Order, Family, Genus, Species). When we classified the goat, chicken, maize plant, bean plant, mosquito and mushroom, some shared the same Kingdom or Phylum but separated at lower levels.</w:t>
             </w:r>
           </w:p>
         </w:tc>
@@ -1043,7 +1043,7 @@
                 <w:sz w:val="18"/>
                 <w:szCs w:val="18"/>
               </w:rPr>
-              <w:t xml:space="preserve">Taxonomic groups form a hierarchy from broad to specific: each step down has fewer organisms that are more similar to each other. Species at the bottom share the most characteristics, while kingdoms share only a few basic ones. Closely related organisms share more ranks, e.g. lion and leopard share the same genus (Panthera), while lion and domestic cat share the same family only. Pedagogical note: stress that more shared ranks means closer relationship.</w:t>
+              <w:t xml:space="preserve">We learned that taxonomic groups form a hierarchy from broad to specific: each step down has fewer organisms that are more similar to each other. Species is the most specific level. Using a common chart or reference lets people classify organisms the same way.</w:t>
             </w:r>
           </w:p>
         </w:tc>
@@ -1075,7 +1075,7 @@
                 <w:sz w:val="18"/>
                 <w:szCs w:val="18"/>
               </w:rPr>
-              <w:t xml:space="preserve">Answer key: Moving down the hierarchy narrows the group and increases similarity, so each organism can be placed in one precise position and compared with others. This makes it possible for everyone to identify and study organisms in the same way. DQB additions: 'What should each species be called, and how?' Model v4: revise the model into a staircase showing decreasing numbers and increasing similarity, with two Kenyan organisms traced down to where they split.</w:t>
+              <w:t xml:space="preserve">This helps explain the opening puzzle: sorting by colour, habitat or local names (Kikuyu, Luo, Kiswahili, English) gives different groups, but a shared ranked hierarchy lets everyone place an organism in the same position. We still need a way to give each species a unique name recognised worldwide: How can scientists give one particular organism a unique name that is recognised worldwide?</w:t>
             </w:r>
           </w:p>
         </w:tc>
@@ -1160,7 +1160,7 @@
                 <w:sz w:val="18"/>
                 <w:szCs w:val="18"/>
               </w:rPr>
-              <w:t xml:space="preserve">Teacher note: Learners compared local names of the same organism in different communities and languages (e.g. maize, tilapia, sukuma wiki or kale) and then looked at their scientific names such as Zea mays, Oreochromis niloticus and Brassica oleracea. They noticed that scientific names have two parts and are written in a special style. Ask 'What do you notice about how these names are written?' with 5 seconds WAIT TIME; cold-call 3 learners.</w:t>
+              <w:t xml:space="preserve">We compared the common names of organisms such as maize, beans, goat and mosquito in Kikuyu, Luo, Kiswahili and English and found they differ between communities. We watched a video and read about the two-part naming system and its rules.</w:t>
             </w:r>
           </w:p>
         </w:tc>
@@ -1192,7 +1192,7 @@
                 <w:sz w:val="18"/>
                 <w:szCs w:val="18"/>
               </w:rPr>
-              <w:t xml:space="preserve">Scientific names give every organism one universal name that scientists everywhere can use. A scientific name has two parts, the genus (capital letter first) and the species (all lowercase). Names are written in italics, or underlined when handwritten, and are usually from Latin or Latinised words. This system is called binomial nomenclature and was developed by Carl Linnaeus. Pedagogical note: learners often capitalise both words; model the rule repeatedly.</w:t>
+              <w:t xml:space="preserve">Scientific names give every organism one universal name that scientists everywhere can use. A scientific name has two parts, the genus (capital letter) and the species (small letters), written in Latin form and in italics or underlined separately, e.g. Zea mays.</w:t>
             </w:r>
           </w:p>
         </w:tc>
@@ -1224,7 +1224,7 @@
                 <w:sz w:val="18"/>
                 <w:szCs w:val="18"/>
               </w:rPr>
-              <w:t xml:space="preserve">Answer key: A universal two-part name removes the confusion caused by local names, because Zea mays means maize to scientists in Kenya, Brazil or China alike. This answers part of the driving question by letting everyone refer to the same organism using the same name. DQB additions: 'How do we write and use scientific names correctly?' Model v5: add the genus and species name to the example organisms in the model, written with correct format.</w:t>
+              <w:t xml:space="preserve">Common names vary with language and community, which causes confusion when sharing information, so a universal binomial name is needed. Because every organism has just one agreed scientific name, people everywhere can identify, study and communicate about it in the same way, which helps solve the puzzle from our original sorting activity.</w:t>
             </w:r>
           </w:p>
         </w:tc>
@@ -1309,7 +1309,7 @@
                 <w:sz w:val="18"/>
                 <w:szCs w:val="18"/>
               </w:rPr>
-              <w:t xml:space="preserve">Teacher note: Learners practised writing scientific names for local organisms (e.g. Zea mays, Phaseolus vulgaris, Homo sapiens, Panthera leo, Acacia xanthophloea) and corrected a set of incorrectly written names (e.g. 'zea Mays', Panthera Leo, no underline). They then named organisms from the school compound using a simple key or reference list. Ask 'What is wrong with this name and how do we fix it?' with 5 seconds WAIT TIME; cold-call 3 learners.</w:t>
+              <w:t xml:space="preserve">We observed that the same organism (such as maize, goat or mosquito) has different local names but only one two-part scientific name (for example Zea mays, Capra hircus, Anopheles gambiae), written with a capital genus, a lower-case species, and italics or underlining.</w:t>
             </w:r>
           </w:p>
         </w:tc>
@@ -1341,7 +1341,7 @@
                 <w:sz w:val="18"/>
                 <w:szCs w:val="18"/>
               </w:rPr>
-              <w:t xml:space="preserve">We learned the principles of binomial nomenclature: two names (genus and species), correct capitalisation (genus capital, species lowercase), italics or underlining, and the use of Latin so names are international. Each species has only one accepted scientific name, and the genus can be abbreviated after first use (e.g. P. leo). Pedagogical note: check handwriting for underlining of each word separately.</w:t>
+              <w:t xml:space="preserve">We learned the principles of binomial nomenclature: two names (genus and species), correct capitalisation, italics or underlining, and the use of Latin so the name is the same worldwide.</w:t>
             </w:r>
           </w:p>
         </w:tc>
@@ -1373,7 +1373,7 @@
                 <w:sz w:val="18"/>
                 <w:szCs w:val="18"/>
               </w:rPr>
-              <w:t xml:space="preserve">Answer key: Applying the rules consistently means that a student in Nairobi, a farmer in Kisumu and a scientist abroad all use the same name for the same organism, so information can be shared and compared accurately. DQB additions: 'What characteristics are used to place organisms in the large groups, the kingdoms?' Model v6: add a labelled example showing a correctly written scientific name, with a short list of the writing rules.</w:t>
+              <w:t xml:space="preserve">We can explain that scientific names give a universal way of identifying organisms, so people who use different local names (Kikuyu, Luo, Kiswahili, English) can still be sure they are talking about the same organism, which solves part of our driving question.</w:t>
             </w:r>
           </w:p>
         </w:tc>
@@ -1458,7 +1458,7 @@
                 <w:sz w:val="18"/>
                 <w:szCs w:val="18"/>
               </w:rPr>
-              <w:t xml:space="preserve">Teacher note: Learners examined specimens, images or microscope slides of Kenyan organisms from each kingdom: bacteria (e.g. from yoghurt or mursik), Amoeba or Paramecium from pond water, mushrooms or bread mould, maize or beans, and cattle or tilapia. They recorded features such as cell type, cell wall, number of cells and mode of nutrition. Ask 'Which features are the same within a kingdom, and which differ between kingdoms?' with 5 seconds WAIT TIME; cold-call 3 learners.</w:t>
+              <w:t xml:space="preserve">What did you observe about the cells, organisation and feeding of organisms in each of the five kingdoms (for example bacteria in maziwa lala, Spirogyra, mushroom, maize and bean plants, goat, chicken and mosquito)?</w:t>
             </w:r>
           </w:p>
         </w:tc>
@@ -1490,7 +1490,7 @@
                 <w:sz w:val="18"/>
                 <w:szCs w:val="18"/>
               </w:rPr>
-              <w:t xml:space="preserve">Scientists use fundamental characteristics such as cell structure (prokaryotic or eukaryotic), number of cells (unicellular or multicellular), presence of a cell wall and mode of nutrition to group organisms into the five kingdoms: Monera (Prokaryotae), Protoctista, Fungi, Plantae and Animalia. These are different from colour, habitat or usefulness, which can vary within a kingdom and so are unreliable. Pedagogical note: a comparison table is a helpful tool; correct the misconception that fungi are plants.</w:t>
+              <w:t xml:space="preserve">What characteristics do scientists use to group organisms into the five kingdoms, and how are they different from colour, habitat or usefulness?</w:t>
             </w:r>
           </w:p>
         </w:tc>
@@ -1522,7 +1522,7 @@
                 <w:sz w:val="18"/>
                 <w:szCs w:val="18"/>
               </w:rPr>
-              <w:t xml:space="preserve">Answer key: The five kingdoms are based on shared structural and nutritional characteristics that all members possess, so they give consistent groupings anyone can check, unlike our first groupings by colour or use in Lesson 1. DQB additions: 'How does a given organism get placed into a kingdom?' Model v7: add the five kingdoms with their key characteristics and one Kenyan example for each.</w:t>
+              <w:t xml:space="preserve">How does the five-kingdom system solve the problem of organisms having different groupings and names in Kikuyu, Luo, Kiswahili and English, and what question does it raise about classifying unfamiliar organisms?</w:t>
             </w:r>
           </w:p>
         </w:tc>
@@ -1607,7 +1607,7 @@
                 <w:sz w:val="18"/>
                 <w:szCs w:val="18"/>
               </w:rPr>
-              <w:t xml:space="preserve">Teacher note: Learners were given unfamiliar Kenyan organisms (e.g. a mushroom, a Spirogyra or algae sample, a bacterium from yoghurt, sukuma wiki, a chameleon) and used a simple table of characteristics to place each into a kingdom, then traced one organism through the full hierarchy and gave its scientific name. They revisited their Lesson 1 groupings and compared. Ask 'What evidence places this organism in this kingdom?' with 5 seconds WAIT TIME; cold-call 3 learners.</w:t>
+              <w:t xml:space="preserve">We observed that unfamiliar organisms such as Amoeba, Spirogyra, Rhizopus, a mushroom, bacteria, maize, a tilapia and an Anopheles mosquito could be placed into one of five kingdoms (Monera, Protoctista, Fungi, Plantae, Animalia) using shared observable evidence: cell type, number of cells, cell wall, chlorophyll, and mode of nutrition. We also observed that our Lesson 1 groupings by habitat, colour, size or usefulness placed the same organisms in different groups and local names differed.</w:t>
             </w:r>
           </w:p>
         </w:tc>
@@ -1639,7 +1639,7 @@
                 <w:sz w:val="18"/>
                 <w:szCs w:val="18"/>
               </w:rPr>
-              <w:t xml:space="preserve">We learned that classification groups organisms using shared characteristics in a hierarchy (kingdom, phylum, class, order, family, genus, species); that each organism has a universal two-part scientific name; and that organisms are placed into one of five kingdoms based on cell type, body organisation and nutrition. Taxonomy is important for identifying, studying and communicating about organisms, and for conserving biodiversity. Pedagogical note: use this lesson to assess understanding against the first-lesson misconceptions.</w:t>
+              <w:t xml:space="preserve">We learned that classification groups organisms using shared characteristics in a hierarchy (kingdom, phylum, class, order, family, genus, species); that binomial nomenclature gives every species a unique two-part scientific name (genus capitalised, species lowercase) understood worldwide; and that taxonomy is important for identifying disease vectors, crop pests and useful organisms, understanding the economic importance of Monera, Protoctista and Fungi, and conserving biodiversity.</w:t>
             </w:r>
           </w:p>
         </w:tc>
@@ -1671,7 +1671,7 @@
                 <w:sz w:val="18"/>
                 <w:szCs w:val="18"/>
               </w:rPr>
-              <w:t xml:space="preserve">Answer key: We can organise the many organisms around us by using agreed, observable shared characteristics to place each one in a nested hierarchy, and by giving each a universal binomial name. This allows everyone, anywhere, to identify and study organisms in the same way, which answers the driving question. Final DQB review: check off answered questions and note any that lead to Taxonomy II. Final model: learners present a complete model combining purpose, hierarchy, binomial naming and the five kingdoms, using a Kenyan organism as the worked example.</w:t>
+              <w:t xml:space="preserve">Living organisms can be systematically organised into hierarchical groups from five kingdoms down to species, named using a universal two-part scientific name, and identified through shared observable characteristics. Because everyone uses the same evidence-based criteria and names, people in Nairobi, Kisumu, Mombasa and across the world can identify, study and communicate about the same organism in the same way, which resolves the puzzle from Lesson 1.</w:t>
             </w:r>
           </w:p>
         </w:tc>
@@ -1795,7 +1795,7 @@
         </w:rPr>
         <w:t xml:space="preserve">© 2026 SeaVuria and ARES. This work is licensed under a </w:t>
       </w:r>
-      <w:hyperlink w:history="1" r:id="rIdzep5ohlpugxn3nof0vpah">
+      <w:hyperlink w:history="1" r:id="rIdlrk3_ulm_obw5ozm3l7y9">
         <w:r>
           <w:rPr>
             <w:rFonts w:ascii="Arial" w:cs="Arial" w:eastAsia="Arial" w:hAnsi="Arial"/>
@@ -1815,7 +1815,7 @@
         </w:rPr>
         <w:t xml:space="preserve"> (</w:t>
       </w:r>
-      <w:hyperlink w:history="1" r:id="rIdvbm-m3rb_iolip9juuqcq">
+      <w:hyperlink w:history="1" r:id="rId35sn06zprtr_devc_wjql">
         <w:r>
           <w:rPr>
             <w:rFonts w:ascii="Arial" w:cs="Arial" w:eastAsia="Arial" w:hAnsi="Arial"/>
@@ -1835,7 +1835,7 @@
         </w:rPr>
         <w:t xml:space="preserve">). To view a copy of this license, visit </w:t>
       </w:r>
-      <w:hyperlink w:history="1" r:id="rId1vtsd51ldp7zacgcunnu-">
+      <w:hyperlink w:history="1" r:id="rIdmzsporyn4e0ov3uojf5mm">
         <w:r>
           <w:rPr>
             <w:rFonts w:ascii="Arial" w:cs="Arial" w:eastAsia="Arial" w:hAnsi="Arial"/>

--- a/data/outputs/v2/Grade11/Biology/Lesson_Plans/SS1.1_Taxonomy_I/Biology_Taxonomy_I_SummaryTable.docx
+++ b/data/outputs/v2/Grade11/Biology/Lesson_Plans/SS1.1_Taxonomy_I/Biology_Taxonomy_I_SummaryTable.docx
@@ -1795,7 +1795,7 @@
         </w:rPr>
         <w:t xml:space="preserve">© 2026 SeaVuria and ARES. This work is licensed under a </w:t>
       </w:r>
-      <w:hyperlink w:history="1" r:id="rIdlrk3_ulm_obw5ozm3l7y9">
+      <w:hyperlink w:history="1" r:id="rId-vc3xng5dl06_gclgfwaz">
         <w:r>
           <w:rPr>
             <w:rFonts w:ascii="Arial" w:cs="Arial" w:eastAsia="Arial" w:hAnsi="Arial"/>
@@ -1815,7 +1815,7 @@
         </w:rPr>
         <w:t xml:space="preserve"> (</w:t>
       </w:r>
-      <w:hyperlink w:history="1" r:id="rId35sn06zprtr_devc_wjql">
+      <w:hyperlink w:history="1" r:id="rIdyqkqsjtrqefwmqbsjwpkr">
         <w:r>
           <w:rPr>
             <w:rFonts w:ascii="Arial" w:cs="Arial" w:eastAsia="Arial" w:hAnsi="Arial"/>
@@ -1835,7 +1835,7 @@
         </w:rPr>
         <w:t xml:space="preserve">). To view a copy of this license, visit </w:t>
       </w:r>
-      <w:hyperlink w:history="1" r:id="rIdmzsporyn4e0ov3uojf5mm">
+      <w:hyperlink w:history="1" r:id="rIdokyznoc2qjebb0dk3smpw">
         <w:r>
           <w:rPr>
             <w:rFonts w:ascii="Arial" w:cs="Arial" w:eastAsia="Arial" w:hAnsi="Arial"/>

--- a/data/outputs/v2/Grade11/Biology/Lesson_Plans/SS1.1_Taxonomy_I/Biology_Taxonomy_I_SummaryTable.docx
+++ b/data/outputs/v2/Grade11/Biology/Lesson_Plans/SS1.1_Taxonomy_I/Biology_Taxonomy_I_SummaryTable.docx
@@ -1795,7 +1795,7 @@
         </w:rPr>
         <w:t xml:space="preserve">© 2026 SeaVuria and ARES. This work is licensed under a </w:t>
       </w:r>
-      <w:hyperlink w:history="1" r:id="rId-vc3xng5dl06_gclgfwaz">
+      <w:hyperlink w:history="1" r:id="rIdp8aocgfeabrlfnkqie5jo">
         <w:r>
           <w:rPr>
             <w:rFonts w:ascii="Arial" w:cs="Arial" w:eastAsia="Arial" w:hAnsi="Arial"/>
@@ -1815,7 +1815,7 @@
         </w:rPr>
         <w:t xml:space="preserve"> (</w:t>
       </w:r>
-      <w:hyperlink w:history="1" r:id="rIdyqkqsjtrqefwmqbsjwpkr">
+      <w:hyperlink w:history="1" r:id="rId3nm8gbxtctjtsz3525t9z">
         <w:r>
           <w:rPr>
             <w:rFonts w:ascii="Arial" w:cs="Arial" w:eastAsia="Arial" w:hAnsi="Arial"/>
@@ -1835,7 +1835,7 @@
         </w:rPr>
         <w:t xml:space="preserve">). To view a copy of this license, visit </w:t>
       </w:r>
-      <w:hyperlink w:history="1" r:id="rIdokyznoc2qjebb0dk3smpw">
+      <w:hyperlink w:history="1" r:id="rIdxar9e8ga-xwdnmjsi7zml">
         <w:r>
           <w:rPr>
             <w:rFonts w:ascii="Arial" w:cs="Arial" w:eastAsia="Arial" w:hAnsi="Arial"/>

--- a/data/outputs/v2/Grade11/Biology/Lesson_Plans/SS1.1_Taxonomy_I/Biology_Taxonomy_I_SummaryTable.docx
+++ b/data/outputs/v2/Grade11/Biology/Lesson_Plans/SS1.1_Taxonomy_I/Biology_Taxonomy_I_SummaryTable.docx
@@ -1795,7 +1795,7 @@
         </w:rPr>
         <w:t xml:space="preserve">© 2026 SeaVuria and ARES. This work is licensed under a </w:t>
       </w:r>
-      <w:hyperlink w:history="1" r:id="rIdp8aocgfeabrlfnkqie5jo">
+      <w:hyperlink w:history="1" r:id="rIdmaleuymx1ohj7ycokk791">
         <w:r>
           <w:rPr>
             <w:rFonts w:ascii="Arial" w:cs="Arial" w:eastAsia="Arial" w:hAnsi="Arial"/>
@@ -1815,7 +1815,7 @@
         </w:rPr>
         <w:t xml:space="preserve"> (</w:t>
       </w:r>
-      <w:hyperlink w:history="1" r:id="rId3nm8gbxtctjtsz3525t9z">
+      <w:hyperlink w:history="1" r:id="rIdrorte1xuehrqgrcosn3in">
         <w:r>
           <w:rPr>
             <w:rFonts w:ascii="Arial" w:cs="Arial" w:eastAsia="Arial" w:hAnsi="Arial"/>
@@ -1835,7 +1835,7 @@
         </w:rPr>
         <w:t xml:space="preserve">). To view a copy of this license, visit </w:t>
       </w:r>
-      <w:hyperlink w:history="1" r:id="rIdxar9e8ga-xwdnmjsi7zml">
+      <w:hyperlink w:history="1" r:id="rIdjfgqntc2zgwathr3ekcxi">
         <w:r>
           <w:rPr>
             <w:rFonts w:ascii="Arial" w:cs="Arial" w:eastAsia="Arial" w:hAnsi="Arial"/>

--- a/data/outputs/v2/Grade11/Biology/Lesson_Plans/SS1.1_Taxonomy_I/Biology_Taxonomy_I_SummaryTable.docx
+++ b/data/outputs/v2/Grade11/Biology/Lesson_Plans/SS1.1_Taxonomy_I/Biology_Taxonomy_I_SummaryTable.docx
@@ -1795,7 +1795,7 @@
         </w:rPr>
         <w:t xml:space="preserve">© 2026 SeaVuria and ARES. This work is licensed under a </w:t>
       </w:r>
-      <w:hyperlink w:history="1" r:id="rIdmaleuymx1ohj7ycokk791">
+      <w:hyperlink w:history="1" r:id="rIdvemxmr9nuv4vq8ytazqkv">
         <w:r>
           <w:rPr>
             <w:rFonts w:ascii="Arial" w:cs="Arial" w:eastAsia="Arial" w:hAnsi="Arial"/>
@@ -1815,7 +1815,7 @@
         </w:rPr>
         <w:t xml:space="preserve"> (</w:t>
       </w:r>
-      <w:hyperlink w:history="1" r:id="rIdrorte1xuehrqgrcosn3in">
+      <w:hyperlink w:history="1" r:id="rIdjhsdb4wyguhfjg2lvaspi">
         <w:r>
           <w:rPr>
             <w:rFonts w:ascii="Arial" w:cs="Arial" w:eastAsia="Arial" w:hAnsi="Arial"/>
@@ -1835,7 +1835,7 @@
         </w:rPr>
         <w:t xml:space="preserve">). To view a copy of this license, visit </w:t>
       </w:r>
-      <w:hyperlink w:history="1" r:id="rIdjfgqntc2zgwathr3ekcxi">
+      <w:hyperlink w:history="1" r:id="rIdkpnhy0dj95h8uuasqizzi">
         <w:r>
           <w:rPr>
             <w:rFonts w:ascii="Arial" w:cs="Arial" w:eastAsia="Arial" w:hAnsi="Arial"/>

--- a/data/outputs/v2/Grade11/Biology/Lesson_Plans/SS1.1_Taxonomy_I/Biology_Taxonomy_I_SummaryTable.docx
+++ b/data/outputs/v2/Grade11/Biology/Lesson_Plans/SS1.1_Taxonomy_I/Biology_Taxonomy_I_SummaryTable.docx
@@ -1795,7 +1795,7 @@
         </w:rPr>
         <w:t xml:space="preserve">© 2026 SeaVuria and ARES. This work is licensed under a </w:t>
       </w:r>
-      <w:hyperlink w:history="1" r:id="rIdvemxmr9nuv4vq8ytazqkv">
+      <w:hyperlink w:history="1" r:id="rIdbt-jfdpkr8pdrrs1v_bwj">
         <w:r>
           <w:rPr>
             <w:rFonts w:ascii="Arial" w:cs="Arial" w:eastAsia="Arial" w:hAnsi="Arial"/>
@@ -1815,7 +1815,7 @@
         </w:rPr>
         <w:t xml:space="preserve"> (</w:t>
       </w:r>
-      <w:hyperlink w:history="1" r:id="rIdjhsdb4wyguhfjg2lvaspi">
+      <w:hyperlink w:history="1" r:id="rIdwq3m-ba0p_7cducb-gjaw">
         <w:r>
           <w:rPr>
             <w:rFonts w:ascii="Arial" w:cs="Arial" w:eastAsia="Arial" w:hAnsi="Arial"/>
@@ -1835,7 +1835,7 @@
         </w:rPr>
         <w:t xml:space="preserve">). To view a copy of this license, visit </w:t>
       </w:r>
-      <w:hyperlink w:history="1" r:id="rIdkpnhy0dj95h8uuasqizzi">
+      <w:hyperlink w:history="1" r:id="rIdcvjnmzsrmyw55tx6j_4ki">
         <w:r>
           <w:rPr>
             <w:rFonts w:ascii="Arial" w:cs="Arial" w:eastAsia="Arial" w:hAnsi="Arial"/>

--- a/data/outputs/v2/Grade11/Biology/Lesson_Plans/SS1.1_Taxonomy_I/Biology_Taxonomy_I_SummaryTable.docx
+++ b/data/outputs/v2/Grade11/Biology/Lesson_Plans/SS1.1_Taxonomy_I/Biology_Taxonomy_I_SummaryTable.docx
@@ -4,6 +4,7 @@
   <w:body>
     <w:p>
       <w:pPr>
+        <w:keepNext w:val="false"/>
         <w:spacing w:after="30" w:before="0"/>
         <w:jc w:val="center"/>
       </w:pPr>
@@ -23,6 +24,7 @@
     </w:p>
     <w:p>
       <w:pPr>
+        <w:keepNext w:val="false"/>
         <w:spacing w:after="60" w:before="0"/>
         <w:jc w:val="center"/>
       </w:pPr>
@@ -81,6 +83,7 @@
           </w:tcPr>
           <w:p>
             <w:pPr>
+              <w:keepNext w:val="false"/>
               <w:spacing w:after="40" w:before="0"/>
               <w:jc w:val="center"/>
             </w:pPr>
@@ -115,6 +118,7 @@
           </w:tcPr>
           <w:p>
             <w:pPr>
+              <w:keepNext w:val="false"/>
               <w:spacing w:after="40" w:before="0"/>
               <w:jc w:val="left"/>
             </w:pPr>
@@ -147,6 +151,7 @@
           </w:tcPr>
           <w:p>
             <w:pPr>
+              <w:keepNext w:val="false"/>
               <w:spacing w:after="40" w:before="0"/>
               <w:jc w:val="left"/>
             </w:pPr>
@@ -181,6 +186,7 @@
           </w:tcPr>
           <w:p>
             <w:pPr>
+              <w:keepNext w:val="false"/>
               <w:spacing w:after="40" w:before="0"/>
               <w:jc w:val="left"/>
             </w:pPr>
@@ -213,6 +219,7 @@
           </w:tcPr>
           <w:p>
             <w:pPr>
+              <w:keepNext w:val="false"/>
               <w:spacing w:after="40" w:before="0"/>
               <w:jc w:val="left"/>
             </w:pPr>
@@ -273,6 +280,7 @@
           </w:tcPr>
           <w:p>
             <w:pPr>
+              <w:keepNext w:val="false"/>
               <w:spacing w:after="40" w:before="0"/>
               <w:jc w:val="center"/>
             </w:pPr>
@@ -307,6 +315,7 @@
           </w:tcPr>
           <w:p>
             <w:pPr>
+              <w:keepNext w:val="false"/>
               <w:spacing w:after="40" w:before="0"/>
               <w:jc w:val="left"/>
             </w:pPr>
@@ -369,6 +378,7 @@
           </w:tcPr>
           <w:p>
             <w:pPr>
+              <w:keepNext w:val="false"/>
               <w:spacing w:after="40" w:before="0"/>
               <w:jc w:val="left"/>
             </w:pPr>
@@ -401,6 +411,7 @@
           </w:tcPr>
           <w:p>
             <w:pPr>
+              <w:keepNext w:val="false"/>
               <w:spacing w:after="40" w:before="0"/>
               <w:jc w:val="left"/>
             </w:pPr>
@@ -433,6 +444,7 @@
           </w:tcPr>
           <w:p>
             <w:pPr>
+              <w:keepNext w:val="false"/>
               <w:spacing w:after="40" w:before="0"/>
               <w:jc w:val="left"/>
             </w:pPr>
@@ -465,6 +477,7 @@
           </w:tcPr>
           <w:p>
             <w:pPr>
+              <w:keepNext w:val="false"/>
               <w:spacing w:after="40" w:before="0"/>
               <w:jc w:val="left"/>
             </w:pPr>
@@ -499,6 +512,7 @@
           </w:tcPr>
           <w:p>
             <w:pPr>
+              <w:keepNext w:val="false"/>
               <w:spacing w:after="40" w:before="0"/>
               <w:jc w:val="left"/>
             </w:pPr>
@@ -518,6 +532,7 @@
           </w:p>
           <w:p>
             <w:pPr>
+              <w:keepNext w:val="false"/>
               <w:spacing w:after="40" w:before="0"/>
               <w:jc w:val="left"/>
             </w:pPr>
@@ -550,6 +565,7 @@
           </w:tcPr>
           <w:p>
             <w:pPr>
+              <w:keepNext w:val="false"/>
               <w:spacing w:after="40" w:before="0"/>
               <w:jc w:val="left"/>
             </w:pPr>
@@ -582,6 +598,7 @@
           </w:tcPr>
           <w:p>
             <w:pPr>
+              <w:keepNext w:val="false"/>
               <w:spacing w:after="40" w:before="0"/>
               <w:jc w:val="left"/>
             </w:pPr>
@@ -614,6 +631,7 @@
           </w:tcPr>
           <w:p>
             <w:pPr>
+              <w:keepNext w:val="false"/>
               <w:spacing w:after="40" w:before="0"/>
               <w:jc w:val="left"/>
             </w:pPr>
@@ -648,6 +666,7 @@
           </w:tcPr>
           <w:p>
             <w:pPr>
+              <w:keepNext w:val="false"/>
               <w:spacing w:after="40" w:before="0"/>
               <w:jc w:val="left"/>
             </w:pPr>
@@ -667,6 +686,7 @@
           </w:p>
           <w:p>
             <w:pPr>
+              <w:keepNext w:val="false"/>
               <w:spacing w:after="40" w:before="0"/>
               <w:jc w:val="left"/>
             </w:pPr>
@@ -699,6 +719,7 @@
           </w:tcPr>
           <w:p>
             <w:pPr>
+              <w:keepNext w:val="false"/>
               <w:spacing w:after="40" w:before="0"/>
               <w:jc w:val="left"/>
             </w:pPr>
@@ -731,6 +752,7 @@
           </w:tcPr>
           <w:p>
             <w:pPr>
+              <w:keepNext w:val="false"/>
               <w:spacing w:after="40" w:before="0"/>
               <w:jc w:val="left"/>
             </w:pPr>
@@ -763,6 +785,7 @@
           </w:tcPr>
           <w:p>
             <w:pPr>
+              <w:keepNext w:val="false"/>
               <w:spacing w:after="40" w:before="0"/>
               <w:jc w:val="left"/>
             </w:pPr>
@@ -797,6 +820,7 @@
           </w:tcPr>
           <w:p>
             <w:pPr>
+              <w:keepNext w:val="false"/>
               <w:spacing w:after="40" w:before="0"/>
               <w:jc w:val="left"/>
             </w:pPr>
@@ -816,6 +840,7 @@
           </w:p>
           <w:p>
             <w:pPr>
+              <w:keepNext w:val="false"/>
               <w:spacing w:after="40" w:before="0"/>
               <w:jc w:val="left"/>
             </w:pPr>
@@ -848,6 +873,7 @@
           </w:tcPr>
           <w:p>
             <w:pPr>
+              <w:keepNext w:val="false"/>
               <w:spacing w:after="40" w:before="0"/>
               <w:jc w:val="left"/>
             </w:pPr>
@@ -880,6 +906,7 @@
           </w:tcPr>
           <w:p>
             <w:pPr>
+              <w:keepNext w:val="false"/>
               <w:spacing w:after="40" w:before="0"/>
               <w:jc w:val="left"/>
             </w:pPr>
@@ -912,6 +939,7 @@
           </w:tcPr>
           <w:p>
             <w:pPr>
+              <w:keepNext w:val="false"/>
               <w:spacing w:after="40" w:before="0"/>
               <w:jc w:val="left"/>
             </w:pPr>
@@ -946,6 +974,7 @@
           </w:tcPr>
           <w:p>
             <w:pPr>
+              <w:keepNext w:val="false"/>
               <w:spacing w:after="40" w:before="0"/>
               <w:jc w:val="left"/>
             </w:pPr>
@@ -965,6 +994,7 @@
           </w:p>
           <w:p>
             <w:pPr>
+              <w:keepNext w:val="false"/>
               <w:spacing w:after="40" w:before="0"/>
               <w:jc w:val="left"/>
             </w:pPr>
@@ -997,6 +1027,7 @@
           </w:tcPr>
           <w:p>
             <w:pPr>
+              <w:keepNext w:val="false"/>
               <w:spacing w:after="40" w:before="0"/>
               <w:jc w:val="left"/>
             </w:pPr>
@@ -1029,6 +1060,7 @@
           </w:tcPr>
           <w:p>
             <w:pPr>
+              <w:keepNext w:val="false"/>
               <w:spacing w:after="40" w:before="0"/>
               <w:jc w:val="left"/>
             </w:pPr>
@@ -1061,6 +1093,7 @@
           </w:tcPr>
           <w:p>
             <w:pPr>
+              <w:keepNext w:val="false"/>
               <w:spacing w:after="40" w:before="0"/>
               <w:jc w:val="left"/>
             </w:pPr>
@@ -1095,6 +1128,7 @@
           </w:tcPr>
           <w:p>
             <w:pPr>
+              <w:keepNext w:val="false"/>
               <w:spacing w:after="40" w:before="0"/>
               <w:jc w:val="left"/>
             </w:pPr>
@@ -1114,6 +1148,7 @@
           </w:p>
           <w:p>
             <w:pPr>
+              <w:keepNext w:val="false"/>
               <w:spacing w:after="40" w:before="0"/>
               <w:jc w:val="left"/>
             </w:pPr>
@@ -1146,6 +1181,7 @@
           </w:tcPr>
           <w:p>
             <w:pPr>
+              <w:keepNext w:val="false"/>
               <w:spacing w:after="40" w:before="0"/>
               <w:jc w:val="left"/>
             </w:pPr>
@@ -1178,6 +1214,7 @@
           </w:tcPr>
           <w:p>
             <w:pPr>
+              <w:keepNext w:val="false"/>
               <w:spacing w:after="40" w:before="0"/>
               <w:jc w:val="left"/>
             </w:pPr>
@@ -1210,6 +1247,7 @@
           </w:tcPr>
           <w:p>
             <w:pPr>
+              <w:keepNext w:val="false"/>
               <w:spacing w:after="40" w:before="0"/>
               <w:jc w:val="left"/>
             </w:pPr>
@@ -1244,6 +1282,7 @@
           </w:tcPr>
           <w:p>
             <w:pPr>
+              <w:keepNext w:val="false"/>
               <w:spacing w:after="40" w:before="0"/>
               <w:jc w:val="left"/>
             </w:pPr>
@@ -1263,6 +1302,7 @@
           </w:p>
           <w:p>
             <w:pPr>
+              <w:keepNext w:val="false"/>
               <w:spacing w:after="40" w:before="0"/>
               <w:jc w:val="left"/>
             </w:pPr>
@@ -1295,6 +1335,7 @@
           </w:tcPr>
           <w:p>
             <w:pPr>
+              <w:keepNext w:val="false"/>
               <w:spacing w:after="40" w:before="0"/>
               <w:jc w:val="left"/>
             </w:pPr>
@@ -1327,6 +1368,7 @@
           </w:tcPr>
           <w:p>
             <w:pPr>
+              <w:keepNext w:val="false"/>
               <w:spacing w:after="40" w:before="0"/>
               <w:jc w:val="left"/>
             </w:pPr>
@@ -1359,6 +1401,7 @@
           </w:tcPr>
           <w:p>
             <w:pPr>
+              <w:keepNext w:val="false"/>
               <w:spacing w:after="40" w:before="0"/>
               <w:jc w:val="left"/>
             </w:pPr>
@@ -1393,6 +1436,7 @@
           </w:tcPr>
           <w:p>
             <w:pPr>
+              <w:keepNext w:val="false"/>
               <w:spacing w:after="40" w:before="0"/>
               <w:jc w:val="left"/>
             </w:pPr>
@@ -1412,6 +1456,7 @@
           </w:p>
           <w:p>
             <w:pPr>
+              <w:keepNext w:val="false"/>
               <w:spacing w:after="40" w:before="0"/>
               <w:jc w:val="left"/>
             </w:pPr>
@@ -1444,6 +1489,7 @@
           </w:tcPr>
           <w:p>
             <w:pPr>
+              <w:keepNext w:val="false"/>
               <w:spacing w:after="40" w:before="0"/>
               <w:jc w:val="left"/>
             </w:pPr>
@@ -1476,6 +1522,7 @@
           </w:tcPr>
           <w:p>
             <w:pPr>
+              <w:keepNext w:val="false"/>
               <w:spacing w:after="40" w:before="0"/>
               <w:jc w:val="left"/>
             </w:pPr>
@@ -1508,6 +1555,7 @@
           </w:tcPr>
           <w:p>
             <w:pPr>
+              <w:keepNext w:val="false"/>
               <w:spacing w:after="40" w:before="0"/>
               <w:jc w:val="left"/>
             </w:pPr>
@@ -1542,6 +1590,7 @@
           </w:tcPr>
           <w:p>
             <w:pPr>
+              <w:keepNext w:val="false"/>
               <w:spacing w:after="40" w:before="0"/>
               <w:jc w:val="left"/>
             </w:pPr>
@@ -1561,6 +1610,7 @@
           </w:p>
           <w:p>
             <w:pPr>
+              <w:keepNext w:val="false"/>
               <w:spacing w:after="40" w:before="0"/>
               <w:jc w:val="left"/>
             </w:pPr>
@@ -1593,6 +1643,7 @@
           </w:tcPr>
           <w:p>
             <w:pPr>
+              <w:keepNext w:val="false"/>
               <w:spacing w:after="40" w:before="0"/>
               <w:jc w:val="left"/>
             </w:pPr>
@@ -1625,6 +1676,7 @@
           </w:tcPr>
           <w:p>
             <w:pPr>
+              <w:keepNext w:val="false"/>
               <w:spacing w:after="40" w:before="0"/>
               <w:jc w:val="left"/>
             </w:pPr>
@@ -1657,6 +1709,7 @@
           </w:tcPr>
           <w:p>
             <w:pPr>
+              <w:keepNext w:val="false"/>
               <w:spacing w:after="40" w:before="0"/>
               <w:jc w:val="left"/>
             </w:pPr>
@@ -1795,7 +1848,7 @@
         </w:rPr>
         <w:t xml:space="preserve">© 2026 SeaVuria and ARES. This work is licensed under a </w:t>
       </w:r>
-      <w:hyperlink w:history="1" r:id="rIdbt-jfdpkr8pdrrs1v_bwj">
+      <w:hyperlink w:history="1" r:id="rIdttzvdfxvx0-ycs4z2so6z">
         <w:r>
           <w:rPr>
             <w:rFonts w:ascii="Arial" w:cs="Arial" w:eastAsia="Arial" w:hAnsi="Arial"/>
@@ -1815,7 +1868,7 @@
         </w:rPr>
         <w:t xml:space="preserve"> (</w:t>
       </w:r>
-      <w:hyperlink w:history="1" r:id="rIdwq3m-ba0p_7cducb-gjaw">
+      <w:hyperlink w:history="1" r:id="rIdfmgiircjhr9e6gvo0q31r">
         <w:r>
           <w:rPr>
             <w:rFonts w:ascii="Arial" w:cs="Arial" w:eastAsia="Arial" w:hAnsi="Arial"/>
@@ -1835,7 +1888,7 @@
         </w:rPr>
         <w:t xml:space="preserve">). To view a copy of this license, visit </w:t>
       </w:r>
-      <w:hyperlink w:history="1" r:id="rIdcvjnmzsrmyw55tx6j_4ki">
+      <w:hyperlink w:history="1" r:id="rIdygf8hzyk4nud7alqcpoox">
         <w:r>
           <w:rPr>
             <w:rFonts w:ascii="Arial" w:cs="Arial" w:eastAsia="Arial" w:hAnsi="Arial"/>

--- a/data/outputs/v2/Grade11/Biology/Lesson_Plans/SS1.1_Taxonomy_I/Biology_Taxonomy_I_SummaryTable.docx
+++ b/data/outputs/v2/Grade11/Biology/Lesson_Plans/SS1.1_Taxonomy_I/Biology_Taxonomy_I_SummaryTable.docx
@@ -1848,7 +1848,7 @@
         </w:rPr>
         <w:t xml:space="preserve">© 2026 SeaVuria and ARES. This work is licensed under a </w:t>
       </w:r>
-      <w:hyperlink w:history="1" r:id="rIdttzvdfxvx0-ycs4z2so6z">
+      <w:hyperlink w:history="1" r:id="rId7oebj8unco8f6xwgfqliy">
         <w:r>
           <w:rPr>
             <w:rFonts w:ascii="Arial" w:cs="Arial" w:eastAsia="Arial" w:hAnsi="Arial"/>
@@ -1868,7 +1868,7 @@
         </w:rPr>
         <w:t xml:space="preserve"> (</w:t>
       </w:r>
-      <w:hyperlink w:history="1" r:id="rIdfmgiircjhr9e6gvo0q31r">
+      <w:hyperlink w:history="1" r:id="rIdna-0hetn84fed-33nv5as">
         <w:r>
           <w:rPr>
             <w:rFonts w:ascii="Arial" w:cs="Arial" w:eastAsia="Arial" w:hAnsi="Arial"/>
@@ -1888,7 +1888,7 @@
         </w:rPr>
         <w:t xml:space="preserve">). To view a copy of this license, visit </w:t>
       </w:r>
-      <w:hyperlink w:history="1" r:id="rIdygf8hzyk4nud7alqcpoox">
+      <w:hyperlink w:history="1" r:id="rIdd2yrmktqitai4q7hauemu">
         <w:r>
           <w:rPr>
             <w:rFonts w:ascii="Arial" w:cs="Arial" w:eastAsia="Arial" w:hAnsi="Arial"/>
